--- a/SoutheyLetters/notes/Superscripts.docx
+++ b/SoutheyLetters/notes/Superscripts.docx
@@ -1,6 +1,6 @@
 
 <file path=word/document.xml><?xml version="1.0" encoding="utf-8"?>
-<w:document xmlns:wpc="http://schemas.microsoft.com/office/word/2010/wordprocessingCanvas" xmlns:cx="http://schemas.microsoft.com/office/drawing/2014/chartex" xmlns:cx1="http://schemas.microsoft.com/office/drawing/2015/9/8/chartex" xmlns:cx2="http://schemas.microsoft.com/office/drawing/2015/10/21/chartex" xmlns:cx3="http://schemas.microsoft.com/office/drawing/2016/5/9/chartex" xmlns:cx4="http://schemas.microsoft.com/office/drawing/2016/5/10/chartex" xmlns:cx5="http://schemas.microsoft.com/office/drawing/2016/5/11/chartex" xmlns:cx6="http://schemas.microsoft.com/office/drawing/2016/5/12/chartex" xmlns:cx7="http://schemas.microsoft.com/office/drawing/2016/5/13/chartex" xmlns:cx8="http://schemas.microsoft.com/office/drawing/2016/5/14/chartex" xmlns:mc="http://schemas.openxmlformats.org/markup-compatibility/2006" xmlns:m="http://schemas.openxmlformats.org/officeDocument/2006/math" xmlns:aink="http://schemas.microsoft.com/office/drawing/2016/ink" xmlns:am3d="http://schemas.microsoft.com/office/drawing/2017/model3d" xmlns:oel="http://schemas.microsoft.com/office/2019/extlst" xmlns:r="http://schemas.openxmlformats.org/officeDocument/2006/relationships" xmlns:wp14="http://schemas.microsoft.com/office/word/2010/wordprocessingDrawing" xmlns:wp="http://schemas.openxmlformats.org/drawingml/2006/wordprocessingDrawing" xmlns:wpg="http://schemas.microsoft.com/office/word/2010/wordprocessingGroup" xmlns:wpi="http://schemas.microsoft.com/office/word/2010/wordprocessingInk" xmlns:wps="http://schemas.microsoft.com/office/word/2010/wordprocessingShape" xmlns:o="urn:schemas-microsoft-com:office:office" xmlns:v="urn:schemas-microsoft-com:vml" xmlns:w10="urn:schemas-microsoft-com:office:word" xmlns:w="http://schemas.openxmlformats.org/wordprocessingml/2006/main" xmlns:w14="http://schemas.microsoft.com/office/word/2010/wordml" xmlns:w15="http://schemas.microsoft.com/office/word/2012/wordml" xmlns:w16cei="http://schemas.microsoft.com/office/word/2026/wordml/cei" xmlns:w16cex="http://schemas.microsoft.com/office/word/2018/wordml/cex" xmlns:w16cid="http://schemas.microsoft.com/office/word/2016/wordml/cid" xmlns:w16="http://schemas.microsoft.com/office/word/2018/wordml" xmlns:w16sdtdh="http://schemas.microsoft.com/office/word/2020/wordml/sdtdatahash" xmlns:w16sdtfl="http://schemas.microsoft.com/office/word/2024/wordml/sdtformatlock" xmlns:w16se="http://schemas.microsoft.com/office/word/2015/wordml/symex" xmlns:w16du="http://schemas.microsoft.com/office/word/2023/wordml/word16du" xmlns:wne="http://schemas.microsoft.com/office/word/2006/wordml" mc:Ignorable="w14 w15 w16se w16cid w16 w16cex w16sdtdh w16sdtfl w16du wp14">
+<w:document xmlns:wpc="http://schemas.microsoft.com/office/word/2010/wordprocessingCanvas" xmlns:cx="http://schemas.microsoft.com/office/drawing/2014/chartex" xmlns:cx1="http://schemas.microsoft.com/office/drawing/2015/9/8/chartex" xmlns:cx2="http://schemas.microsoft.com/office/drawing/2015/10/21/chartex" xmlns:cx3="http://schemas.microsoft.com/office/drawing/2016/5/9/chartex" xmlns:cx4="http://schemas.microsoft.com/office/drawing/2016/5/10/chartex" xmlns:cx5="http://schemas.microsoft.com/office/drawing/2016/5/11/chartex" xmlns:cx6="http://schemas.microsoft.com/office/drawing/2016/5/12/chartex" xmlns:cx7="http://schemas.microsoft.com/office/drawing/2016/5/13/chartex" xmlns:cx8="http://schemas.microsoft.com/office/drawing/2016/5/14/chartex" xmlns:mc="http://schemas.openxmlformats.org/markup-compatibility/2006" xmlns:m="http://schemas.openxmlformats.org/officeDocument/2006/math" xmlns:aink="http://schemas.microsoft.com/office/drawing/2016/ink" xmlns:am3d="http://schemas.microsoft.com/office/drawing/2017/model3d" xmlns:oel="http://schemas.microsoft.com/office/2019/extlst" xmlns:r="http://schemas.openxmlformats.org/officeDocument/2006/relationships" xmlns:wp14="http://schemas.microsoft.com/office/word/2010/wordprocessingDrawing" xmlns:wp="http://schemas.openxmlformats.org/drawingml/2006/wordprocessingDrawing" xmlns:wpg="http://schemas.microsoft.com/office/word/2010/wordprocessingGroup" xmlns:wpi="http://schemas.microsoft.com/office/word/2010/wordprocessingInk" xmlns:wps="http://schemas.microsoft.com/office/word/2010/wordprocessingShape" xmlns:o="urn:schemas-microsoft-com:office:office" xmlns:v="urn:schemas-microsoft-com:vml" xmlns:w10="urn:schemas-microsoft-com:office:word" xmlns:w="http://schemas.openxmlformats.org/wordprocessingml/2006/main" xmlns:w14="http://schemas.microsoft.com/office/word/2010/wordml" xmlns:w15="http://schemas.microsoft.com/office/word/2012/wordml" xmlns:w16cex="http://schemas.microsoft.com/office/word/2018/wordml/cex" xmlns:w16cid="http://schemas.microsoft.com/office/word/2016/wordml/cid" xmlns:w16="http://schemas.microsoft.com/office/word/2018/wordml" xmlns:w16sdtdh="http://schemas.microsoft.com/office/word/2020/wordml/sdtdatahash" xmlns:w16sdtfl="http://schemas.microsoft.com/office/word/2024/wordml/sdtformatlock" xmlns:w16se="http://schemas.microsoft.com/office/word/2015/wordml/symex" xmlns:w16du="http://schemas.microsoft.com/office/word/2023/wordml/word16du" xmlns:wne="http://schemas.microsoft.com/office/word/2006/wordml" mc:Ignorable="w14 w15 w16se w16cid w16 w16cex w16sdtdh w16sdtfl w16du wp14">
   <w:body>
     <w:p>
       <w:pPr>
@@ -58,10 +58,7 @@
     </w:p>
     <w:p>
       <w:r>
-        <w:t>Y</w:t>
-      </w:r>
-      <w:r>
-        <w:t>ellow highlighted ‘re’ and ‘</w:t>
+        <w:t>Yellow highlighted ‘re’ and ‘</w:t>
       </w:r>
       <w:proofErr w:type="spellStart"/>
       <w:r>
@@ -69,13 +66,7 @@
       </w:r>
       <w:proofErr w:type="spellEnd"/>
       <w:r>
-        <w:t xml:space="preserve"> </w:t>
-      </w:r>
-      <w:r>
-        <w:t xml:space="preserve">should be </w:t>
-      </w:r>
-      <w:r>
-        <w:t>in superscript</w:t>
+        <w:t xml:space="preserve"> should be in superscript</w:t>
       </w:r>
     </w:p>
     <w:p/>
@@ -110,16 +101,7 @@
     </w:p>
     <w:p>
       <w:r>
-        <w:t>Y</w:t>
-      </w:r>
-      <w:r>
-        <w:t xml:space="preserve">ellow highlighted ‘d’ </w:t>
-      </w:r>
-      <w:r>
-        <w:t xml:space="preserve">should be </w:t>
-      </w:r>
-      <w:r>
-        <w:t>in superscript</w:t>
+        <w:t>Yellow highlighted ‘d’ should be in superscript</w:t>
       </w:r>
     </w:p>
     <w:p/>
@@ -144,13 +126,7 @@
         <w:t>r</w:t>
       </w:r>
       <w:r>
-        <w:t xml:space="preserve"> Murray’ – </w:t>
-      </w:r>
-      <w:r>
-        <w:t>h</w:t>
-      </w:r>
-      <w:r>
-        <w:t>ighlighted ‘</w:t>
+        <w:t xml:space="preserve"> Murray’ – highlighted ‘</w:t>
       </w:r>
       <w:proofErr w:type="spellStart"/>
       <w:r>
@@ -158,13 +134,7 @@
       </w:r>
       <w:proofErr w:type="spellEnd"/>
       <w:r>
-        <w:t xml:space="preserve"> and ‘r’ </w:t>
-      </w:r>
-      <w:r>
-        <w:t xml:space="preserve">should be </w:t>
-      </w:r>
-      <w:r>
-        <w:t>in superscript</w:t>
+        <w:t xml:space="preserve"> and ‘r’ should be in superscript</w:t>
       </w:r>
     </w:p>
     <w:p/>
@@ -183,7 +153,75 @@
         <w:t>Letter 2846</w:t>
       </w:r>
     </w:p>
-    <w:p/>
+    <w:p>
+      <w:pPr>
+        <w:rPr>
+          <w:b/>
+          <w:bCs/>
+          <w:color w:val="EE0000"/>
+          <w:lang w:val="en-US"/>
+        </w:rPr>
+      </w:pPr>
+      <w:r>
+        <w:rPr>
+          <w:color w:val="EE0000"/>
+        </w:rPr>
+        <w:t xml:space="preserve">?? </w:t>
+      </w:r>
+      <w:r>
+        <w:rPr>
+          <w:b/>
+          <w:bCs/>
+          <w:color w:val="EE0000"/>
+          <w:lang w:val="en-US"/>
+        </w:rPr>
+        <w:t>2846. Robert Southey to </w:t>
+      </w:r>
+      <w:hyperlink r:id="rId4" w:anchor="WynnCharlesWW" w:history="1">
+        <w:r>
+          <w:rPr>
+            <w:rStyle w:val="Hyperlink"/>
+            <w:b/>
+            <w:bCs/>
+            <w:lang w:val="en-US"/>
+          </w:rPr>
+          <w:t>Charles Watkin Williams Wynn</w:t>
+        </w:r>
+      </w:hyperlink>
+      <w:r>
+        <w:rPr>
+          <w:b/>
+          <w:bCs/>
+          <w:color w:val="EE0000"/>
+          <w:lang w:val="en-US"/>
+        </w:rPr>
+        <w:t>, 17 September [1816] </w:t>
+      </w:r>
+      <w:hyperlink w:anchor="headnote" w:history="1">
+        <w:r>
+          <w:rPr>
+            <w:rStyle w:val="Hyperlink"/>
+            <w:b/>
+            <w:bCs/>
+            <w:lang w:val="en-US"/>
+          </w:rPr>
+          <w:t>*</w:t>
+        </w:r>
+      </w:hyperlink>
+      <w:r>
+        <w:rPr>
+          <w:color w:val="EE0000"/>
+        </w:rPr>
+        <w:t xml:space="preserve"> and doesn’t have those people in it</w:t>
+      </w:r>
+    </w:p>
+    <w:p>
+      <w:pPr>
+        <w:rPr>
+          <w:color w:val="EE0000"/>
+        </w:rPr>
+      </w:pPr>
+    </w:p>
     <w:p>
       <w:pPr>
         <w:rPr>
@@ -868,7 +906,6 @@
   <w:style w:type="character" w:default="1" w:styleId="DefaultParagraphFont">
     <w:name w:val="Default Paragraph Font"/>
     <w:uiPriority w:val="1"/>
-    <w:semiHidden/>
     <w:unhideWhenUsed/>
   </w:style>
   <w:style w:type="table" w:default="1" w:styleId="TableNormal">
@@ -1192,6 +1229,29 @@
     <w:name w:val="Date1"/>
     <w:basedOn w:val="DefaultParagraphFont"/>
     <w:rsid w:val="00AC720E"/>
+  </w:style>
+  <w:style w:type="character" w:styleId="Hyperlink">
+    <w:name w:val="Hyperlink"/>
+    <w:basedOn w:val="DefaultParagraphFont"/>
+    <w:uiPriority w:val="99"/>
+    <w:unhideWhenUsed/>
+    <w:rsid w:val="00AF7F51"/>
+    <w:rPr>
+      <w:color w:val="467886" w:themeColor="hyperlink"/>
+      <w:u w:val="single"/>
+    </w:rPr>
+  </w:style>
+  <w:style w:type="character" w:styleId="UnresolvedMention">
+    <w:name w:val="Unresolved Mention"/>
+    <w:basedOn w:val="DefaultParagraphFont"/>
+    <w:uiPriority w:val="99"/>
+    <w:semiHidden/>
+    <w:unhideWhenUsed/>
+    <w:rsid w:val="00AF7F51"/>
+    <w:rPr>
+      <w:color w:val="605E5C"/>
+      <w:shd w:val="clear" w:color="auto" w:fill="E1DFDD"/>
+    </w:rPr>
   </w:style>
 </w:styles>
 </file>
